--- a/docs/sprint-3/06_Panel_de_KPIs.docx
+++ b/docs/sprint-3/06_Panel_de_KPIs.docx
@@ -307,7 +307,7 @@
     </w:p>
     <w:p>
       <w:r>
-        <w:t>Los valores del primer mes son simulados. Salen del embudo proyectado en la Estrategia de canales del Sprint 2 y de los supuestos de la sección 4. Cuando la cuenta esté activa, se reemplazan por los datos reales y se comparan contra estas metas.</w:t>
+        <w:t>Los valores del primer mes son simulados. Salen del embudo proyectado en la Estrategia de canales del Sprint 2 y de los supuestos de la sección 4. La cuenta @woodbird.ar se activó el 27/10: cuando junte una semana completa de estadísticas (Sprint 4), los valores simulados se reemplazan por los datos reales y se comparan contra estas metas.</w:t>
       </w:r>
     </w:p>
     <w:p>
